--- a/методы проектирования/Лабораторная работа 2/лабораторная_2.docx
+++ b/методы проектирования/Лабораторная работа 2/лабораторная_2.docx
@@ -302,7 +302,14 @@
           <w:sz w:val="28"/>
           <w:szCs w:val="28"/>
         </w:rPr>
-        <w:t xml:space="preserve">2 </w:t>
+        <w:t>3</w:t>
+      </w:r>
+      <w:r>
+        <w:rPr>
+          <w:sz w:val="28"/>
+          <w:szCs w:val="28"/>
+        </w:rPr>
+        <w:t xml:space="preserve"> </w:t>
       </w:r>
       <w:r>
         <w:rPr>
@@ -689,7 +696,7 @@
             <v:path o:extrusionok="f" gradientshapeok="t" o:connecttype="rect"/>
             <o:lock v:ext="edit" aspectratio="t"/>
           </v:shapetype>
-          <v:shape id="Picture 1" o:spid="_x0000_i1027" type="#_x0000_t75" alt="Диаграмма вариантов использования Расписание университета этап 1" style="width:369.1pt;height:124.15pt;visibility:visible;mso-wrap-style:square">
+          <v:shape id="Picture 1" o:spid="_x0000_i1025" type="#_x0000_t75" alt="Диаграмма вариантов использования Расписание университета этап 1" style="width:369.65pt;height:123.95pt;visibility:visible;mso-wrap-style:square">
             <v:imagedata r:id="rId7" o:title="Диаграмма вариантов использования Расписание университета этап 1"/>
           </v:shape>
         </w:pict>
@@ -733,14 +740,7 @@
           <w:color w:val="000000"/>
           <w:sz w:val="28"/>
         </w:rPr>
-        <w:t xml:space="preserve">Добавлены ведение </w:t>
-      </w:r>
-      <w:r>
-        <w:rPr>
-          <w:color w:val="000000"/>
-          <w:sz w:val="28"/>
-        </w:rPr>
-        <w:t>справочников, изменение занятия и публикация расписания.</w:t>
+        <w:t>Добавлены ведение справочников, изменение занятия и публикация расписания.</w:t>
       </w:r>
     </w:p>
     <w:p>
@@ -753,7 +753,7 @@
           <w:noProof/>
         </w:rPr>
         <w:pict w14:anchorId="59DFD176">
-          <v:shape id="Picture 2" o:spid="_x0000_i1026" type="#_x0000_t75" alt="Диаграмма вариантов использования Расписание университета этап 2" style="width:408pt;height:309.5pt;visibility:visible;mso-wrap-style:square">
+          <v:shape id="Picture 2" o:spid="_x0000_i1026" type="#_x0000_t75" alt="Диаграмма вариантов использования Расписание университета этап 2" style="width:408.25pt;height:309.55pt;visibility:visible;mso-wrap-style:square">
             <v:imagedata r:id="rId8" o:title="Диаграмма вариантов использования Расписание университета этап 2"/>
           </v:shape>
         </w:pict>
@@ -807,7 +807,7 @@
           <w:noProof/>
         </w:rPr>
         <w:pict w14:anchorId="56C49448">
-          <v:shape id="Picture 3" o:spid="_x0000_i1025" type="#_x0000_t75" alt="Диаграмма вариантов использования Расписание университета этап 3" style="width:672pt;height:439.45pt;visibility:visible;mso-wrap-style:square">
+          <v:shape id="Picture 3" o:spid="_x0000_i1027" type="#_x0000_t75" alt="Диаграмма вариантов использования Расписание университета этап 3" style="width:671.75pt;height:439.4pt;visibility:visible;mso-wrap-style:square">
             <v:imagedata r:id="rId9" o:title="Диаграмма вариантов использования Расписание университета этап 3"/>
           </v:shape>
         </w:pict>
@@ -861,14 +861,7 @@
           <w:color w:val="000000"/>
           <w:sz w:val="28"/>
         </w:rPr>
-        <w:t>Проверка конфликт</w:t>
-      </w:r>
-      <w:r>
-        <w:rPr>
-          <w:color w:val="000000"/>
-          <w:sz w:val="28"/>
-        </w:rPr>
-        <w:t>ов включается в составление, изменение и публикацию («include»). Сохранение CSV расширяет просмотр по условию «нужен файл» («extend»). Студент и преподаватель наследуют возможности пользователя расписания; стрелки обобщения направлены к общему актёру.</w:t>
+        <w:t>Проверка конфликтов включается в составление, изменение и публикацию («include»). Сохранение CSV расширяет просмотр по условию «нужен файл» («extend»). Студент и преподаватель наследуют возможности пользователя расписания; стрелки обобщения направлены к общему актёру.</w:t>
       </w:r>
     </w:p>
     <w:p>
@@ -883,15 +876,7 @@
           <w:color w:val="000000"/>
           <w:sz w:val="28"/>
         </w:rPr>
-        <w:t>Вест</w:t>
-      </w:r>
-      <w:r>
-        <w:rPr>
-          <w:b/>
-          <w:color w:val="000000"/>
-          <w:sz w:val="28"/>
-        </w:rPr>
-        <w:t>и справочники</w:t>
+        <w:t>Вести справочники</w:t>
       </w:r>
     </w:p>
     <w:tbl>
@@ -1165,14 +1150,7 @@
                 <w:color w:val="000000"/>
                 <w:sz w:val="24"/>
               </w:rPr>
-              <w:t xml:space="preserve">1. Выбрать справочник. 2. Добавить или </w:t>
-            </w:r>
-            <w:r>
-              <w:rPr>
-                <w:color w:val="000000"/>
-                <w:sz w:val="24"/>
-              </w:rPr>
-              <w:t>изменить запись. 3. Система проверяет обязательные поля и сохраняет данные.</w:t>
+              <w:t>1. Выбрать справочник. 2. Добавить или изменить запись. 3. Система проверяет обязательные поля и сохраняет данные.</w:t>
             </w:r>
           </w:p>
         </w:tc>
@@ -1566,14 +1544,7 @@
                 <w:color w:val="000000"/>
                 <w:sz w:val="24"/>
               </w:rPr>
-              <w:t xml:space="preserve">1. Выбрать неделю и </w:t>
-            </w:r>
-            <w:r>
-              <w:rPr>
-                <w:color w:val="000000"/>
-                <w:sz w:val="24"/>
-              </w:rPr>
-              <w:t>группу. 2. Указать дисциплину, преподавателя, аудиторию, дату и пару. 3. Выполнить проверку конфликтов. 4. Сохранить занятие.</w:t>
+              <w:t>1. Выбрать неделю и группу. 2. Указать дисциплину, преподавателя, аудиторию, дату и пару. 3. Выполнить проверку конфликтов. 4. Сохранить занятие.</w:t>
             </w:r>
           </w:p>
         </w:tc>
@@ -1669,14 +1640,7 @@
                 <w:color w:val="000000"/>
                 <w:sz w:val="24"/>
               </w:rPr>
-              <w:t>В рабочем</w:t>
-            </w:r>
-            <w:r>
-              <w:rPr>
-                <w:color w:val="000000"/>
-                <w:sz w:val="24"/>
-              </w:rPr>
-              <w:t xml:space="preserve"> расписании сохранено занятие без конфликтов. Опубликованная версия не изменена.</w:t>
+              <w:t>В рабочем расписании сохранено занятие без конфликтов. Опубликованная версия не изменена.</w:t>
             </w:r>
           </w:p>
         </w:tc>
@@ -1873,14 +1837,7 @@
                 <w:color w:val="000000"/>
                 <w:sz w:val="24"/>
               </w:rPr>
-              <w:t xml:space="preserve">Диспетчер через составление, изменение или </w:t>
-            </w:r>
-            <w:r>
-              <w:rPr>
-                <w:color w:val="000000"/>
-                <w:sz w:val="24"/>
-              </w:rPr>
-              <w:t>публикацию расписания.</w:t>
+              <w:t>Диспетчер через составление, изменение или публикацию расписания.</w:t>
             </w:r>
           </w:p>
         </w:tc>
@@ -1982,14 +1939,7 @@
                 <w:color w:val="000000"/>
                 <w:sz w:val="24"/>
               </w:rPr>
-              <w:t xml:space="preserve">1. Сравнить дату и пару с другими занятиями. 2. Проверить занятость группы, преподавателя и аудитории. 3. Сравнить численность группы с </w:t>
-            </w:r>
-            <w:r>
-              <w:rPr>
-                <w:color w:val="000000"/>
-                <w:sz w:val="24"/>
-              </w:rPr>
-              <w:t>вместимостью аудитории. 4. Вернуть результат.</w:t>
+              <w:t>1. Сравнить дату и пару с другими занятиями. 2. Проверить занятость группы, преподавателя и аудитории. 3. Сравнить численность группы с вместимостью аудитории. 4. Вернуть результат.</w:t>
             </w:r>
           </w:p>
         </w:tc>
@@ -2383,14 +2333,7 @@
                 <w:color w:val="000000"/>
                 <w:sz w:val="24"/>
               </w:rPr>
-              <w:t xml:space="preserve">1. Найти занятие. 2. Изменить нужные поля. 3. </w:t>
-            </w:r>
-            <w:r>
-              <w:rPr>
-                <w:color w:val="000000"/>
-                <w:sz w:val="24"/>
-              </w:rPr>
-              <w:t>Проверить конфликты, исключив старую запись самого занятия. 4. Сохранить изменения.</w:t>
+              <w:t>1. Найти занятие. 2. Изменить нужные поля. 3. Проверить конфликты, исключив старую запись самого занятия. 4. Сохранить изменения.</w:t>
             </w:r>
           </w:p>
         </w:tc>
@@ -2486,14 +2429,7 @@
                 <w:color w:val="000000"/>
                 <w:sz w:val="24"/>
               </w:rPr>
-              <w:t>Рабочее расписание обновлено. Опубликованная в</w:t>
-            </w:r>
-            <w:r>
-              <w:rPr>
-                <w:color w:val="000000"/>
-                <w:sz w:val="24"/>
-              </w:rPr>
-              <w:t>ерсия меняется только при следующей публикации.</w:t>
+              <w:t>Рабочее расписание обновлено. Опубликованная версия меняется только при следующей публикации.</w:t>
             </w:r>
           </w:p>
         </w:tc>
@@ -2741,14 +2677,7 @@
                 <w:color w:val="000000"/>
                 <w:sz w:val="24"/>
               </w:rPr>
-              <w:t xml:space="preserve">Диспетчер вошёл в систему; </w:t>
-            </w:r>
-            <w:r>
-              <w:rPr>
-                <w:color w:val="000000"/>
-                <w:sz w:val="24"/>
-              </w:rPr>
-              <w:t>рабочее расписание недели составлено.</w:t>
+              <w:t>Диспетчер вошёл в систему; рабочее расписание недели составлено.</w:t>
             </w:r>
           </w:p>
         </w:tc>
@@ -2850,14 +2779,7 @@
                 <w:color w:val="000000"/>
                 <w:sz w:val="24"/>
               </w:rPr>
-              <w:t xml:space="preserve">При ошибках публикация </w:t>
-            </w:r>
-            <w:r>
-              <w:rPr>
-                <w:color w:val="000000"/>
-                <w:sz w:val="24"/>
-              </w:rPr>
-              <w:t>блокируется, пользователям остаётся доступна предыдущая версия.</w:t>
+              <w:t>При ошибках публикация блокируется, пользователям остаётся доступна предыдущая версия.</w:t>
             </w:r>
           </w:p>
         </w:tc>
@@ -3047,14 +2969,7 @@
                 <w:color w:val="000000"/>
                 <w:sz w:val="24"/>
               </w:rPr>
-              <w:t xml:space="preserve">Пользователь получает опубликованное расписание группы, </w:t>
-            </w:r>
-            <w:r>
-              <w:rPr>
-                <w:color w:val="000000"/>
-                <w:sz w:val="24"/>
-              </w:rPr>
-              <w:t>преподавателя или аудитории.</w:t>
+              <w:t>Пользователь получает опубликованное расписание группы, преподавателя или аудитории.</w:t>
             </w:r>
           </w:p>
         </w:tc>
@@ -3207,14 +3122,7 @@
                 <w:color w:val="000000"/>
                 <w:sz w:val="24"/>
               </w:rPr>
-              <w:t xml:space="preserve">1. Выбрать период и группу, преподавателя или </w:t>
-            </w:r>
-            <w:r>
-              <w:rPr>
-                <w:color w:val="000000"/>
-                <w:sz w:val="24"/>
-              </w:rPr>
-              <w:t>аудиторию. 2. Система выводит даты, пары, дисциплины, преподавателей и аудитории. Точка расширения – после вывода расписания.</w:t>
+              <w:t>1. Выбрать период и группу, преподавателя или аудиторию. 2. Система выводит даты, пары, дисциплины, преподавателей и аудитории. Точка расширения – после вывода расписания.</w:t>
             </w:r>
           </w:p>
         </w:tc>
@@ -3310,14 +3218,7 @@
                 <w:color w:val="000000"/>
                 <w:sz w:val="24"/>
               </w:rPr>
-              <w:t>Пользователь пр</w:t>
-            </w:r>
-            <w:r>
-              <w:rPr>
-                <w:color w:val="000000"/>
-                <w:sz w:val="24"/>
-              </w:rPr>
-              <w:t>осмотрел опубликованные занятия; данные не изменены.</w:t>
+              <w:t>Пользователь просмотрел опубликованные занятия; данные не изменены.</w:t>
             </w:r>
           </w:p>
         </w:tc>
@@ -3514,14 +3415,7 @@
                 <w:color w:val="000000"/>
                 <w:sz w:val="24"/>
               </w:rPr>
-              <w:t xml:space="preserve">Студент, преподаватель через просмотр </w:t>
-            </w:r>
-            <w:r>
-              <w:rPr>
-                <w:color w:val="000000"/>
-                <w:sz w:val="24"/>
-              </w:rPr>
-              <w:t>расписания.</w:t>
+              <w:t>Студент, преподаватель через просмотр расписания.</w:t>
             </w:r>
           </w:p>
         </w:tc>
@@ -3674,14 +3568,7 @@
                 <w:color w:val="000000"/>
                 <w:sz w:val="24"/>
               </w:rPr>
-              <w:t xml:space="preserve">Отмена </w:t>
-            </w:r>
-            <w:r>
-              <w:rPr>
-                <w:color w:val="000000"/>
-                <w:sz w:val="24"/>
-              </w:rPr>
-              <w:t>загрузки не влияет на просмотр. При ошибке формирования выводится сообщение.</w:t>
+              <w:t>Отмена загрузки не влияет на просмотр. При ошибке формирования выводится сообщение.</w:t>
             </w:r>
           </w:p>
         </w:tc>
@@ -3747,14 +3634,7 @@
           <w:color w:val="000000"/>
           <w:sz w:val="28"/>
         </w:rPr>
-        <w:t xml:space="preserve">Вывод: построены диаграммы АИС «Расписание университета» и описаны все семь вариантов </w:t>
-      </w:r>
-      <w:r>
-        <w:rPr>
-          <w:color w:val="000000"/>
-          <w:sz w:val="28"/>
-        </w:rPr>
-        <w:t>использования.</w:t>
+        <w:t>Вывод: построены диаграммы АИС «Расписание университета» и описаны все семь вариантов использования.</w:t>
       </w:r>
     </w:p>
     <w:sectPr>

--- a/методы проектирования/Лабораторная работа 2/лабораторная_2.docx
+++ b/методы проектирования/Лабораторная работа 2/лабораторная_2.docx
@@ -664,7 +664,7 @@
           <w:color w:val="000000"/>
           <w:sz w:val="28"/>
         </w:rPr>
-        <w:t>Диспетчер составляет и публикует расписание. Пользователь расписания просматривает его; эту роль выполняют студент и преподаватель.</w:t>
+        <w:t>Администратор редактирует аудитории, составляет расписание и изменяет занятия. Студент и преподаватель выполняют роль пользователя расписания и просматривают сохранённые данные.</w:t>
       </w:r>
     </w:p>
     <w:p>
@@ -696,7 +696,7 @@
             <v:path o:extrusionok="f" gradientshapeok="t" o:connecttype="rect"/>
             <o:lock v:ext="edit" aspectratio="t"/>
           </v:shapetype>
-          <v:shape id="Picture 1" o:spid="_x0000_i1025" type="#_x0000_t75" alt="Диаграмма вариантов использования Расписание университета этап 1" style="width:369.65pt;height:123.95pt;visibility:visible;mso-wrap-style:square">
+          <v:shape id="Picture 1" o:spid="_x0000_i1025" type="#_x0000_t75" alt="Диаграмма вариантов использования Расписание университета этап 1" style="width:369.65pt;height:121.3488pt;visibility:visible;mso-wrap-style:square">
             <v:imagedata r:id="rId7" o:title="Диаграмма вариантов использования Расписание университета этап 1"/>
           </v:shape>
         </w:pict>
@@ -740,7 +740,7 @@
           <w:color w:val="000000"/>
           <w:sz w:val="28"/>
         </w:rPr>
-        <w:t>Добавлены ведение справочников, изменение занятия и публикация расписания.</w:t>
+        <w:t>Добавлены редактирование аудиторий и изменение занятия. Аудитории связаны с занятиями и мероприятиями по постоянному коду.</w:t>
       </w:r>
     </w:p>
     <w:p>
@@ -753,7 +753,7 @@
           <w:noProof/>
         </w:rPr>
         <w:pict w14:anchorId="59DFD176">
-          <v:shape id="Picture 2" o:spid="_x0000_i1026" type="#_x0000_t75" alt="Диаграмма вариантов использования Расписание университета этап 2" style="width:408.25pt;height:309.55pt;visibility:visible;mso-wrap-style:square">
+          <v:shape id="Picture 2" o:spid="_x0000_i1026" type="#_x0000_t75" alt="Диаграмма вариантов использования Расписание университета этап 2" style="width:408.25pt;height:302.6129pt;visibility:visible;mso-wrap-style:square">
             <v:imagedata r:id="rId8" o:title="Диаграмма вариантов использования Расписание университета этап 2"/>
           </v:shape>
         </w:pict>
@@ -807,7 +807,7 @@
           <w:noProof/>
         </w:rPr>
         <w:pict w14:anchorId="56C49448">
-          <v:shape id="Picture 3" o:spid="_x0000_i1027" type="#_x0000_t75" alt="Диаграмма вариантов использования Расписание университета этап 3" style="width:671.75pt;height:439.4pt;visibility:visible;mso-wrap-style:square">
+          <v:shape id="Picture 3" o:spid="_x0000_i1027" type="#_x0000_t75" alt="Диаграмма вариантов использования Расписание университета этап 3" style="width:671.75pt;height:389.0886pt;visibility:visible;mso-wrap-style:square">
             <v:imagedata r:id="rId9" o:title="Диаграмма вариантов использования Расписание университета этап 3"/>
           </v:shape>
         </w:pict>
@@ -861,7 +861,7 @@
           <w:color w:val="000000"/>
           <w:sz w:val="28"/>
         </w:rPr>
-        <w:t>Проверка конфликтов включается в составление, изменение и публикацию («include»). Сохранение CSV расширяет просмотр по условию «нужен файл» («extend»). Студент и преподаватель наследуют возможности пользователя расписания; стрелки обобщения направлены к общему актёру.</w:t>
+        <w:t>Составление расписания и изменение занятия включают проверку на пересечения («include»). Добавление мероприятия расширяет составление по условию «по запросу» («extend»). Студент и преподаватель наследуют просмотр от общего актёра.</w:t>
       </w:r>
     </w:p>
     <w:p>
@@ -876,7 +876,7 @@
           <w:color w:val="000000"/>
           <w:sz w:val="28"/>
         </w:rPr>
-        <w:t>Вести справочники</w:t>
+        <w:t>Редактировать аудитории</w:t>
       </w:r>
     </w:p>
     <w:tbl>
@@ -997,7 +997,7 @@
                 <w:color w:val="000000"/>
                 <w:sz w:val="24"/>
               </w:rPr>
-              <w:t>Диспетчер поддерживает сведения о группах, преподавателях, дисциплинах и аудиториях.</w:t>
+              <w:t>Администратор изменяет сведения об учебных аудиториях, лабораториях и студиях.</w:t>
             </w:r>
           </w:p>
         </w:tc>
@@ -1048,7 +1048,7 @@
                 <w:color w:val="000000"/>
                 <w:sz w:val="24"/>
               </w:rPr>
-              <w:t>Диспетчер.</w:t>
+              <w:t>Администратор.</w:t>
             </w:r>
           </w:p>
         </w:tc>
@@ -1099,7 +1099,7 @@
                 <w:color w:val="000000"/>
                 <w:sz w:val="24"/>
               </w:rPr>
-              <w:t>Диспетчер вошёл в систему.</w:t>
+              <w:t>Администратор вошёл в систему; запись аудитории существует.</w:t>
             </w:r>
           </w:p>
         </w:tc>
@@ -1150,7 +1150,7 @@
                 <w:color w:val="000000"/>
                 <w:sz w:val="24"/>
               </w:rPr>
-              <w:t>1. Выбрать справочник. 2. Добавить или изменить запись. 3. Система проверяет обязательные поля и сохраняет данные.</w:t>
+              <w:t>1. Выбрать аудиторию. 2. Изменить номер, корпус, тип, вместимость или оборудование. 3. Проверить данные и сохранить. Код аудитории не меняется.</w:t>
             </w:r>
           </w:p>
         </w:tc>
@@ -1201,7 +1201,7 @@
                 <w:color w:val="000000"/>
                 <w:sz w:val="24"/>
               </w:rPr>
-              <w:t>Повтор кода или неверные данные – исправить запись. Удаление используемой записи блокируется.</w:t>
+              <w:t>Повтор номера в одном корпусе или вместимость меньше численности назначенной группы – исправить данные; сохранение блокируется.</w:t>
             </w:r>
           </w:p>
         </w:tc>
@@ -1246,7 +1246,7 @@
                 <w:color w:val="000000"/>
                 <w:sz w:val="24"/>
               </w:rPr>
-              <w:t>Справочник обновлён, связи с занятиями сохранены.</w:t>
+              <w:t>Данные аудитории изменены; занятия и мероприятия сохраняют связь с ней по коду.</w:t>
             </w:r>
           </w:p>
         </w:tc>
@@ -1391,7 +1391,7 @@
                 <w:color w:val="000000"/>
                 <w:sz w:val="24"/>
               </w:rPr>
-              <w:t>Диспетчер вручную добавляет занятия в рабочее расписание на неделю.</w:t>
+              <w:t>Администратор формирует расписание выбранной недели.</w:t>
             </w:r>
           </w:p>
         </w:tc>
@@ -1442,7 +1442,7 @@
                 <w:color w:val="000000"/>
                 <w:sz w:val="24"/>
               </w:rPr>
-              <w:t>Диспетчер.</w:t>
+              <w:t>Администратор.</w:t>
             </w:r>
           </w:p>
         </w:tc>
@@ -1493,7 +1493,7 @@
                 <w:color w:val="000000"/>
                 <w:sz w:val="24"/>
               </w:rPr>
-              <w:t>Диспетчер вошёл в систему; справочники заполнены.</w:t>
+              <w:t>Администратор вошёл в систему; доступны данные групп, преподавателей, дисциплин и аудиторий.</w:t>
             </w:r>
           </w:p>
         </w:tc>
@@ -1544,7 +1544,7 @@
                 <w:color w:val="000000"/>
                 <w:sz w:val="24"/>
               </w:rPr>
-              <w:t>1. Выбрать неделю и группу. 2. Указать дисциплину, преподавателя, аудиторию, дату и пару. 3. Выполнить проверку конфликтов. 4. Сохранить занятие.</w:t>
+              <w:t>1. Выбрать неделю и группу. 2. Заполнить занятия. Точка расширения – после заполнения занятий. 3. По запросу добавить мероприятие. 4. Проверить расписание на пересечения. 5. Сохранить неделю.</w:t>
             </w:r>
           </w:p>
         </w:tc>
@@ -1595,7 +1595,7 @@
                 <w:color w:val="000000"/>
                 <w:sz w:val="24"/>
               </w:rPr>
-              <w:t>При конфликте выбрать другое время, преподавателя или аудиторию и повторить проверку.</w:t>
+              <w:t>При пересечении исправить время, аудиторию или участников и повторить проверку. Мероприятие можно не добавлять.</w:t>
             </w:r>
           </w:p>
         </w:tc>
@@ -1640,7 +1640,7 @@
                 <w:color w:val="000000"/>
                 <w:sz w:val="24"/>
               </w:rPr>
-              <w:t>В рабочем расписании сохранено занятие без конфликтов. Опубликованная версия не изменена.</w:t>
+              <w:t>Расписание сохранено и доступно для просмотра; мероприятия включены, если они были добавлены.</w:t>
             </w:r>
           </w:p>
         </w:tc>
@@ -1664,8 +1664,7 @@
           <w:color w:val="000000"/>
           <w:sz w:val="28"/>
         </w:rPr>
-        <w:lastRenderedPageBreak/>
-        <w:t>Проверить конфликты</w:t>
+        <w:t>Проверить расписание на пересечения</w:t>
       </w:r>
     </w:p>
     <w:tbl>
@@ -1786,7 +1785,7 @@
                 <w:color w:val="000000"/>
                 <w:sz w:val="24"/>
               </w:rPr>
-              <w:t>Система проверяет допустимость занятия или выбранной недели.</w:t>
+              <w:t>Система выявляет совпадения времени у аудитории, группы и преподавателя.</w:t>
             </w:r>
           </w:p>
         </w:tc>
@@ -1837,7 +1836,7 @@
                 <w:color w:val="000000"/>
                 <w:sz w:val="24"/>
               </w:rPr>
-              <w:t>Диспетчер через составление, изменение или публикацию расписания.</w:t>
+              <w:t>Администратор через составление расписания или изменение занятия.</w:t>
             </w:r>
           </w:p>
         </w:tc>
@@ -1888,7 +1887,7 @@
                 <w:color w:val="000000"/>
                 <w:sz w:val="24"/>
               </w:rPr>
-              <w:t>Переданы данные занятия или недели; доступны справочники.</w:t>
+              <w:t>Переданы данные занятия или недели; доступны сохранённые занятия и мероприятия.</w:t>
             </w:r>
           </w:p>
         </w:tc>
@@ -1939,7 +1938,7 @@
                 <w:color w:val="000000"/>
                 <w:sz w:val="24"/>
               </w:rPr>
-              <w:t>1. Сравнить дату и пару с другими занятиями. 2. Проверить занятость группы, преподавателя и аудитории. 3. Сравнить численность группы с вместимостью аудитории. 4. Вернуть результат.</w:t>
+              <w:t>1. Сравнить дату и номер пары. 2. Найти совпадения аудитории, группы и преподавателя у занятий и запланированных мероприятий. 3. Проверить вместимость. 4. Вернуть результат. Прежняя версия изменяемой записи и отменённые мероприятия не учитываются.</w:t>
             </w:r>
           </w:p>
         </w:tc>
@@ -1990,7 +1989,7 @@
                 <w:color w:val="000000"/>
                 <w:sz w:val="24"/>
               </w:rPr>
-              <w:t>Найдены ошибки – вывести их список и запретить сохранение или публикацию.</w:t>
+              <w:t>Пересечение или нехватка мест – вывести причину и запретить сохранение.</w:t>
             </w:r>
           </w:p>
         </w:tc>
@@ -2035,7 +2034,7 @@
                 <w:color w:val="000000"/>
                 <w:sz w:val="24"/>
               </w:rPr>
-              <w:t>Получен результат проверки; сами данные расписания не изменены.</w:t>
+              <w:t>Получен результат проверки; сами записи не изменены.</w:t>
             </w:r>
           </w:p>
         </w:tc>
@@ -2180,7 +2179,7 @@
                 <w:color w:val="000000"/>
                 <w:sz w:val="24"/>
               </w:rPr>
-              <w:t>Диспетчер переносит занятие или меняет его преподавателя либо аудиторию.</w:t>
+              <w:t>Администратор переносит занятие или меняет дисциплину, преподавателя, группу либо аудиторию.</w:t>
             </w:r>
           </w:p>
         </w:tc>
@@ -2231,7 +2230,7 @@
                 <w:color w:val="000000"/>
                 <w:sz w:val="24"/>
               </w:rPr>
-              <w:t>Диспетчер.</w:t>
+              <w:t>Администратор.</w:t>
             </w:r>
           </w:p>
         </w:tc>
@@ -2282,7 +2281,7 @@
                 <w:color w:val="000000"/>
                 <w:sz w:val="24"/>
               </w:rPr>
-              <w:t>Диспетчер вошёл в систему; занятие существует в рабочем расписании.</w:t>
+              <w:t>Администратор вошёл в систему; занятие существует.</w:t>
             </w:r>
           </w:p>
         </w:tc>
@@ -2333,7 +2332,7 @@
                 <w:color w:val="000000"/>
                 <w:sz w:val="24"/>
               </w:rPr>
-              <w:t>1. Найти занятие. 2. Изменить нужные поля. 3. Проверить конфликты, исключив старую запись самого занятия. 4. Сохранить изменения.</w:t>
+              <w:t>1. Выбрать занятие. 2. Изменить поля. 3. Проверить расписание на пересечения с учётом мероприятий. 4. Сохранить изменения.</w:t>
             </w:r>
           </w:p>
         </w:tc>
@@ -2384,7 +2383,7 @@
                 <w:color w:val="000000"/>
                 <w:sz w:val="24"/>
               </w:rPr>
-              <w:t>При конфликте изменения не сохраняются; диспетчер исправляет данные или отменяет действие.</w:t>
+              <w:t>При пересечении изменения не сохраняются; администратор исправляет данные или отменяет действие.</w:t>
             </w:r>
           </w:p>
         </w:tc>
@@ -2429,7 +2428,7 @@
                 <w:color w:val="000000"/>
                 <w:sz w:val="24"/>
               </w:rPr>
-              <w:t>Рабочее расписание обновлено. Опубликованная версия меняется только при следующей публикации.</w:t>
+              <w:t>Занятие обновлено, изменения доступны пользователям.</w:t>
             </w:r>
           </w:p>
         </w:tc>
@@ -2453,8 +2452,7 @@
           <w:color w:val="000000"/>
           <w:sz w:val="28"/>
         </w:rPr>
-        <w:lastRenderedPageBreak/>
-        <w:t>Опубликовать расписание</w:t>
+        <w:t>Добавить мероприятие</w:t>
       </w:r>
     </w:p>
     <w:tbl>
@@ -2575,7 +2573,7 @@
                 <w:color w:val="000000"/>
                 <w:sz w:val="24"/>
               </w:rPr>
-              <w:t>Диспетчер делает проверенную неделю доступной студентам и преподавателям.</w:t>
+              <w:t>По запросу администратора расписание дополняется собранием, конференцией или встречей.</w:t>
             </w:r>
           </w:p>
         </w:tc>
@@ -2626,7 +2624,7 @@
                 <w:color w:val="000000"/>
                 <w:sz w:val="24"/>
               </w:rPr>
-              <w:t>Диспетчер.</w:t>
+              <w:t>Администратор через составление расписания.</w:t>
             </w:r>
           </w:p>
         </w:tc>
@@ -2677,7 +2675,7 @@
                 <w:color w:val="000000"/>
                 <w:sz w:val="24"/>
               </w:rPr>
-              <w:t>Диспетчер вошёл в систему; рабочее расписание недели составлено.</w:t>
+              <w:t>Выполняется составление расписания; выбрано «Добавить мероприятие».</w:t>
             </w:r>
           </w:p>
         </w:tc>
@@ -2728,7 +2726,7 @@
                 <w:color w:val="000000"/>
                 <w:sz w:val="24"/>
               </w:rPr>
-              <w:t>1. Выбрать неделю. 2. Проверить все занятия недели. 3. Подтвердить публикацию. 4. Одной операцией заменить опубликованную версию выбранной недели.</w:t>
+              <w:t>1. Указать название, вид, дату, пару, аудиторию, группу и ответственного. 2. При необходимости заполнить описание. 3. Вернуться к составлению расписания для общей проверки и сохранения.</w:t>
             </w:r>
           </w:p>
         </w:tc>
@@ -2779,7 +2777,7 @@
                 <w:color w:val="000000"/>
                 <w:sz w:val="24"/>
               </w:rPr>
-              <w:t>При ошибках публикация блокируется, пользователям остаётся доступна предыдущая версия.</w:t>
+              <w:t>Отмена ввода – составление расписания продолжается без нового мероприятия.</w:t>
             </w:r>
           </w:p>
         </w:tc>
@@ -2824,7 +2822,7 @@
                 <w:color w:val="000000"/>
                 <w:sz w:val="24"/>
               </w:rPr>
-              <w:t>Опубликована согласованная версия недели без конфликтов.</w:t>
+              <w:t>Мероприятие включено в данные недели; окончательно сохраняется вместе с расписанием после успешной проверки.</w:t>
             </w:r>
           </w:p>
         </w:tc>
@@ -2969,7 +2967,7 @@
                 <w:color w:val="000000"/>
                 <w:sz w:val="24"/>
               </w:rPr>
-              <w:t>Пользователь получает опубликованное расписание группы, преподавателя или аудитории.</w:t>
+              <w:t>Пользователь получает расписание занятий и мероприятий.</w:t>
             </w:r>
           </w:p>
         </w:tc>
@@ -3071,7 +3069,7 @@
                 <w:color w:val="000000"/>
                 <w:sz w:val="24"/>
               </w:rPr>
-              <w:t>Система доступна через браузер; неделя опубликована.</w:t>
+              <w:t>Система доступна через браузер; в базе есть сохранённое расписание.</w:t>
             </w:r>
           </w:p>
         </w:tc>
@@ -3122,7 +3120,7 @@
                 <w:color w:val="000000"/>
                 <w:sz w:val="24"/>
               </w:rPr>
-              <w:t>1. Выбрать период и группу, преподавателя или аудиторию. 2. Система выводит даты, пары, дисциплины, преподавателей и аудитории. Точка расширения – после вывода расписания.</w:t>
+              <w:t>1. Выбрать период и группу, преподавателя или аудиторию. 2. Просмотреть даты, пары, дисциплины и помещения. Для мероприятий отображаются название, статус и описание, если оно заполнено.</w:t>
             </w:r>
           </w:p>
         </w:tc>
@@ -3173,7 +3171,7 @@
                 <w:color w:val="000000"/>
                 <w:sz w:val="24"/>
               </w:rPr>
-              <w:t>Расписание не опубликовано или занятий нет – вывести соответствующее сообщение.</w:t>
+              <w:t>Записей за выбранный период нет – вывести соответствующее сообщение.</w:t>
             </w:r>
           </w:p>
         </w:tc>
@@ -3218,7 +3216,7 @@
                 <w:color w:val="000000"/>
                 <w:sz w:val="24"/>
               </w:rPr>
-              <w:t>Пользователь просмотрел опубликованные занятия; данные не изменены.</w:t>
+              <w:t>Расписание просмотрено; данные не изменены.</w:t>
             </w:r>
           </w:p>
         </w:tc>
@@ -3232,409 +3230,14 @@
     </w:p>
     <w:p>
       <w:pPr>
-        <w:keepNext/>
-        <w:spacing w:after="60"/>
         <w:jc w:val="both"/>
       </w:pPr>
       <w:r>
         <w:rPr>
-          <w:b/>
           <w:color w:val="000000"/>
           <w:sz w:val="28"/>
         </w:rPr>
-        <w:lastRenderedPageBreak/>
-        <w:t>Сохранить расписание в CSV</w:t>
-      </w:r>
-    </w:p>
-    <w:tbl>
-      <w:tblPr>
-        <w:tblW w:w="0" w:type="auto"/>
-        <w:tblBorders>
-          <w:top w:val="single" w:sz="4" w:space="0" w:color="000000"/>
-          <w:left w:val="single" w:sz="4" w:space="0" w:color="000000"/>
-          <w:bottom w:val="single" w:sz="4" w:space="0" w:color="000000"/>
-          <w:right w:val="single" w:sz="4" w:space="0" w:color="000000"/>
-          <w:insideH w:val="single" w:sz="4" w:space="0" w:color="000000"/>
-          <w:insideV w:val="single" w:sz="4" w:space="0" w:color="000000"/>
-        </w:tblBorders>
-        <w:tblLayout w:type="fixed"/>
-        <w:tblLook w:val="04A0" w:firstRow="1" w:lastRow="0" w:firstColumn="1" w:lastColumn="0" w:noHBand="0" w:noVBand="1"/>
-      </w:tblPr>
-      <w:tblGrid>
-        <w:gridCol w:w="2324"/>
-        <w:gridCol w:w="7030"/>
-      </w:tblGrid>
-      <w:tr>
-        <w:trPr>
-          <w:cantSplit/>
-          <w:tblHeader/>
-        </w:trPr>
-        <w:tc>
-          <w:tcPr>
-            <w:tcW w:w="2324" w:type="dxa"/>
-            <w:tcMar>
-              <w:top w:w="65" w:type="dxa"/>
-              <w:left w:w="90" w:type="dxa"/>
-              <w:bottom w:w="65" w:type="dxa"/>
-              <w:right w:w="90" w:type="dxa"/>
-            </w:tcMar>
-          </w:tcPr>
-          <w:p>
-            <w:pPr>
-              <w:keepNext/>
-            </w:pPr>
-            <w:r>
-              <w:rPr>
-                <w:b/>
-                <w:color w:val="000000"/>
-                <w:sz w:val="24"/>
-              </w:rPr>
-              <w:t>Раздел</w:t>
-            </w:r>
-          </w:p>
-        </w:tc>
-        <w:tc>
-          <w:tcPr>
-            <w:tcW w:w="7030" w:type="dxa"/>
-            <w:tcMar>
-              <w:top w:w="65" w:type="dxa"/>
-              <w:left w:w="90" w:type="dxa"/>
-              <w:bottom w:w="65" w:type="dxa"/>
-              <w:right w:w="90" w:type="dxa"/>
-            </w:tcMar>
-          </w:tcPr>
-          <w:p>
-            <w:pPr>
-              <w:keepNext/>
-            </w:pPr>
-            <w:r>
-              <w:rPr>
-                <w:b/>
-                <w:color w:val="000000"/>
-                <w:sz w:val="24"/>
-              </w:rPr>
-              <w:t>Описание</w:t>
-            </w:r>
-          </w:p>
-        </w:tc>
-      </w:tr>
-      <w:tr>
-        <w:trPr>
-          <w:cantSplit/>
-        </w:trPr>
-        <w:tc>
-          <w:tcPr>
-            <w:tcW w:w="2324" w:type="dxa"/>
-            <w:tcMar>
-              <w:top w:w="65" w:type="dxa"/>
-              <w:left w:w="90" w:type="dxa"/>
-              <w:bottom w:w="65" w:type="dxa"/>
-              <w:right w:w="90" w:type="dxa"/>
-            </w:tcMar>
-          </w:tcPr>
-          <w:p>
-            <w:pPr>
-              <w:keepNext/>
-            </w:pPr>
-            <w:r>
-              <w:rPr>
-                <w:color w:val="000000"/>
-                <w:sz w:val="24"/>
-              </w:rPr>
-              <w:t>Краткое описание</w:t>
-            </w:r>
-          </w:p>
-        </w:tc>
-        <w:tc>
-          <w:tcPr>
-            <w:tcW w:w="7030" w:type="dxa"/>
-            <w:tcMar>
-              <w:top w:w="65" w:type="dxa"/>
-              <w:left w:w="90" w:type="dxa"/>
-              <w:bottom w:w="65" w:type="dxa"/>
-              <w:right w:w="90" w:type="dxa"/>
-            </w:tcMar>
-          </w:tcPr>
-          <w:p>
-            <w:pPr>
-              <w:keepNext/>
-            </w:pPr>
-            <w:r>
-              <w:rPr>
-                <w:color w:val="000000"/>
-                <w:sz w:val="24"/>
-              </w:rPr>
-              <w:t>По запросу пользователя система сохраняет просматриваемое расписание в файл.</w:t>
-            </w:r>
-          </w:p>
-        </w:tc>
-      </w:tr>
-      <w:tr>
-        <w:trPr>
-          <w:cantSplit/>
-        </w:trPr>
-        <w:tc>
-          <w:tcPr>
-            <w:tcW w:w="2324" w:type="dxa"/>
-            <w:tcMar>
-              <w:top w:w="65" w:type="dxa"/>
-              <w:left w:w="90" w:type="dxa"/>
-              <w:bottom w:w="65" w:type="dxa"/>
-              <w:right w:w="90" w:type="dxa"/>
-            </w:tcMar>
-          </w:tcPr>
-          <w:p>
-            <w:pPr>
-              <w:keepNext/>
-            </w:pPr>
-            <w:r>
-              <w:rPr>
-                <w:color w:val="000000"/>
-                <w:sz w:val="24"/>
-              </w:rPr>
-              <w:t>Субъекты</w:t>
-            </w:r>
-          </w:p>
-        </w:tc>
-        <w:tc>
-          <w:tcPr>
-            <w:tcW w:w="7030" w:type="dxa"/>
-            <w:tcMar>
-              <w:top w:w="65" w:type="dxa"/>
-              <w:left w:w="90" w:type="dxa"/>
-              <w:bottom w:w="65" w:type="dxa"/>
-              <w:right w:w="90" w:type="dxa"/>
-            </w:tcMar>
-          </w:tcPr>
-          <w:p>
-            <w:pPr>
-              <w:keepNext/>
-            </w:pPr>
-            <w:r>
-              <w:rPr>
-                <w:color w:val="000000"/>
-                <w:sz w:val="24"/>
-              </w:rPr>
-              <w:t>Студент, преподаватель через просмотр расписания.</w:t>
-            </w:r>
-          </w:p>
-        </w:tc>
-      </w:tr>
-      <w:tr>
-        <w:trPr>
-          <w:cantSplit/>
-        </w:trPr>
-        <w:tc>
-          <w:tcPr>
-            <w:tcW w:w="2324" w:type="dxa"/>
-            <w:tcMar>
-              <w:top w:w="65" w:type="dxa"/>
-              <w:left w:w="90" w:type="dxa"/>
-              <w:bottom w:w="65" w:type="dxa"/>
-              <w:right w:w="90" w:type="dxa"/>
-            </w:tcMar>
-          </w:tcPr>
-          <w:p>
-            <w:pPr>
-              <w:keepNext/>
-            </w:pPr>
-            <w:r>
-              <w:rPr>
-                <w:color w:val="000000"/>
-                <w:sz w:val="24"/>
-              </w:rPr>
-              <w:t>Предусловия</w:t>
-            </w:r>
-          </w:p>
-        </w:tc>
-        <w:tc>
-          <w:tcPr>
-            <w:tcW w:w="7030" w:type="dxa"/>
-            <w:tcMar>
-              <w:top w:w="65" w:type="dxa"/>
-              <w:left w:w="90" w:type="dxa"/>
-              <w:bottom w:w="65" w:type="dxa"/>
-              <w:right w:w="90" w:type="dxa"/>
-            </w:tcMar>
-          </w:tcPr>
-          <w:p>
-            <w:pPr>
-              <w:keepNext/>
-            </w:pPr>
-            <w:r>
-              <w:rPr>
-                <w:color w:val="000000"/>
-                <w:sz w:val="24"/>
-              </w:rPr>
-              <w:t>Выполняется просмотр; пользователь выбрал сохранение файла.</w:t>
-            </w:r>
-          </w:p>
-        </w:tc>
-      </w:tr>
-      <w:tr>
-        <w:trPr>
-          <w:cantSplit/>
-        </w:trPr>
-        <w:tc>
-          <w:tcPr>
-            <w:tcW w:w="2324" w:type="dxa"/>
-            <w:tcMar>
-              <w:top w:w="65" w:type="dxa"/>
-              <w:left w:w="90" w:type="dxa"/>
-              <w:bottom w:w="65" w:type="dxa"/>
-              <w:right w:w="90" w:type="dxa"/>
-            </w:tcMar>
-          </w:tcPr>
-          <w:p>
-            <w:pPr>
-              <w:keepNext/>
-            </w:pPr>
-            <w:r>
-              <w:rPr>
-                <w:color w:val="000000"/>
-                <w:sz w:val="24"/>
-              </w:rPr>
-              <w:t>Основной поток</w:t>
-            </w:r>
-          </w:p>
-        </w:tc>
-        <w:tc>
-          <w:tcPr>
-            <w:tcW w:w="7030" w:type="dxa"/>
-            <w:tcMar>
-              <w:top w:w="65" w:type="dxa"/>
-              <w:left w:w="90" w:type="dxa"/>
-              <w:bottom w:w="65" w:type="dxa"/>
-              <w:right w:w="90" w:type="dxa"/>
-            </w:tcMar>
-          </w:tcPr>
-          <w:p>
-            <w:pPr>
-              <w:keepNext/>
-            </w:pPr>
-            <w:r>
-              <w:rPr>
-                <w:color w:val="000000"/>
-                <w:sz w:val="24"/>
-              </w:rPr>
-              <w:t>1. Нажать «Сохранить CSV». 2. Система формирует файл UTF-8 с текущими фильтрами. 3. Браузер предлагает сохранить файл.</w:t>
-            </w:r>
-          </w:p>
-        </w:tc>
-      </w:tr>
-      <w:tr>
-        <w:trPr>
-          <w:cantSplit/>
-        </w:trPr>
-        <w:tc>
-          <w:tcPr>
-            <w:tcW w:w="2324" w:type="dxa"/>
-            <w:tcMar>
-              <w:top w:w="65" w:type="dxa"/>
-              <w:left w:w="90" w:type="dxa"/>
-              <w:bottom w:w="65" w:type="dxa"/>
-              <w:right w:w="90" w:type="dxa"/>
-            </w:tcMar>
-          </w:tcPr>
-          <w:p>
-            <w:pPr>
-              <w:keepNext/>
-            </w:pPr>
-            <w:r>
-              <w:rPr>
-                <w:color w:val="000000"/>
-                <w:sz w:val="24"/>
-              </w:rPr>
-              <w:t>Альтернативный поток</w:t>
-            </w:r>
-          </w:p>
-        </w:tc>
-        <w:tc>
-          <w:tcPr>
-            <w:tcW w:w="7030" w:type="dxa"/>
-            <w:tcMar>
-              <w:top w:w="65" w:type="dxa"/>
-              <w:left w:w="90" w:type="dxa"/>
-              <w:bottom w:w="65" w:type="dxa"/>
-              <w:right w:w="90" w:type="dxa"/>
-            </w:tcMar>
-          </w:tcPr>
-          <w:p>
-            <w:pPr>
-              <w:keepNext/>
-            </w:pPr>
-            <w:r>
-              <w:rPr>
-                <w:color w:val="000000"/>
-                <w:sz w:val="24"/>
-              </w:rPr>
-              <w:t>Отмена загрузки не влияет на просмотр. При ошибке формирования выводится сообщение.</w:t>
-            </w:r>
-          </w:p>
-        </w:tc>
-      </w:tr>
-      <w:tr>
-        <w:trPr>
-          <w:cantSplit/>
-        </w:trPr>
-        <w:tc>
-          <w:tcPr>
-            <w:tcW w:w="2324" w:type="dxa"/>
-            <w:tcMar>
-              <w:top w:w="65" w:type="dxa"/>
-              <w:left w:w="90" w:type="dxa"/>
-              <w:bottom w:w="65" w:type="dxa"/>
-              <w:right w:w="90" w:type="dxa"/>
-            </w:tcMar>
-          </w:tcPr>
-          <w:p>
-            <w:r>
-              <w:rPr>
-                <w:color w:val="000000"/>
-                <w:sz w:val="24"/>
-              </w:rPr>
-              <w:t>Постусловия</w:t>
-            </w:r>
-          </w:p>
-        </w:tc>
-        <w:tc>
-          <w:tcPr>
-            <w:tcW w:w="7030" w:type="dxa"/>
-            <w:tcMar>
-              <w:top w:w="65" w:type="dxa"/>
-              <w:left w:w="90" w:type="dxa"/>
-              <w:bottom w:w="65" w:type="dxa"/>
-              <w:right w:w="90" w:type="dxa"/>
-            </w:tcMar>
-          </w:tcPr>
-          <w:p>
-            <w:r>
-              <w:rPr>
-                <w:color w:val="000000"/>
-                <w:sz w:val="24"/>
-              </w:rPr>
-              <w:t>Получен файл выбранного расписания; данные системы не изменены.</w:t>
-            </w:r>
-          </w:p>
-        </w:tc>
-      </w:tr>
-    </w:tbl>
-    <w:p>
-      <w:pPr>
-        <w:spacing w:after="60"/>
-        <w:jc w:val="both"/>
-      </w:pPr>
-    </w:p>
-    <w:p>
-      <w:pPr>
-        <w:jc w:val="both"/>
-      </w:pPr>
-      <w:r>
-        <w:rPr>
-          <w:color w:val="000000"/>
-          <w:sz w:val="28"/>
-        </w:rPr>
-        <w:t>Вывод: построены диаграммы АИС «Расписание университета» и описаны все семь вариантов использования.</w:t>
+        <w:t>Вывод: построены диаграммы АИС «Расписание университета» и описаны все шесть вариантов использования.</w:t>
       </w:r>
     </w:p>
     <w:sectPr>
